--- a/적용_20260930/2026-10-01_적용안내서_추가분.docx
+++ b/적용_20260930/2026-10-01_적용안내서_추가분.docx
@@ -42,7 +42,7 @@
           <w:color w:val="666666"/>
           <w:sz w:val="26"/>
         </w:rPr>
-        <w:t>리본 신호등을 리본 단추 방식으로 (LAMP_STYLE)</w:t>
+        <w:t>리본 신호등을 리본 단추 방식으로 (LAMP_STYLE) · 로그오프 없이 설치</w:t>
       </w:r>
     </w:p>
     <w:p/>
@@ -1039,6 +1039,191 @@
       </w:tr>
     </w:tbl>
     <w:p/>
+    <w:p>
+      <w:pPr>
+        <w:pStyle w:val="Heading1"/>
+      </w:pPr>
+      <w:r>
+        <w:t>3. 로그오프 없이 설치하기 (폰트 잠금)</w:t>
+      </w:r>
+    </w:p>
+    <w:p>
+      <w:r>
+        <w:rPr>
+          <w:b w:val="0"/>
+          <w:i w:val="0"/>
+          <w:sz w:val="20"/>
+        </w:rPr>
+        <w:t>09-30 안내서 대로면 옛 Client 를 돌린 적이 있는 PC 는 폰트 파일이 잠겨 로그오프가 필요했다. 현장 PC 는 로그오프할 수 없다고 하여, 설치 프로그램이 스스로 피해 가게 했다.</w:t>
+      </w:r>
+    </w:p>
+    <w:tbl>
+      <w:tblPr>
+        <w:tblStyle w:val="TableGrid"/>
+        <w:tblW w:type="auto" w:w="0"/>
+        <w:jc w:val="center"/>
+        <w:tblLook w:firstColumn="1" w:firstRow="1" w:lastColumn="0" w:lastRow="0" w:noHBand="0" w:noVBand="1" w:val="04A0"/>
+      </w:tblPr>
+      <w:tblGrid>
+        <w:gridCol w:w="4986"/>
+        <w:gridCol w:w="4986"/>
+      </w:tblGrid>
+      <w:tr>
+        <w:tc>
+          <w:tcPr>
+            <w:tcW w:type="dxa" w:w="3402"/>
+            <w:shd w:val="clear" w:color="auto" w:fill="1E2761"/>
+          </w:tcPr>
+          <w:p>
+            <w:pPr>
+              <w:jc w:val="center"/>
+            </w:pPr>
+            <w:r/>
+            <w:r>
+              <w:rPr>
+                <w:b/>
+                <w:color w:val="FFFFFF"/>
+                <w:sz w:val="18"/>
+              </w:rPr>
+              <w:t>경우</w:t>
+            </w:r>
+          </w:p>
+        </w:tc>
+        <w:tc>
+          <w:tcPr>
+            <w:tcW w:type="dxa" w:w="5669"/>
+            <w:shd w:val="clear" w:color="auto" w:fill="1E2761"/>
+          </w:tcPr>
+          <w:p>
+            <w:pPr>
+              <w:jc w:val="center"/>
+            </w:pPr>
+            <w:r/>
+            <w:r>
+              <w:rPr>
+                <w:b/>
+                <w:color w:val="FFFFFF"/>
+                <w:sz w:val="18"/>
+              </w:rPr>
+              <w:t>설치 프로그램이 하는 일</w:t>
+            </w:r>
+          </w:p>
+        </w:tc>
+      </w:tr>
+      <w:tr>
+        <w:tc>
+          <w:tcPr>
+            <w:tcW w:type="dxa" w:w="3402"/>
+          </w:tcPr>
+          <w:p>
+            <w:r/>
+            <w:r>
+              <w:rPr>
+                <w:sz w:val="18"/>
+              </w:rPr>
+              <w:t>옛 Client 가 깔린 폴더에 그대로 덮어쓴다 (제거하지 않았다)</w:t>
+            </w:r>
+          </w:p>
+        </w:tc>
+        <w:tc>
+          <w:tcPr>
+            <w:tcW w:type="dxa" w:w="5669"/>
+          </w:tcPr>
+          <w:p>
+            <w:r/>
+            <w:r>
+              <w:rPr>
+                <w:sz w:val="18"/>
+              </w:rPr>
+              <w:t>폰트 파일은 잠겨 있어도 ★같은 파일★ 이라 건너뛰고 나머지를 복사한다. 그대로 쓴다.</w:t>
+            </w:r>
+          </w:p>
+        </w:tc>
+      </w:tr>
+      <w:tr>
+        <w:tc>
+          <w:tcPr>
+            <w:tcW w:type="dxa" w:w="3402"/>
+          </w:tcPr>
+          <w:p>
+            <w:r/>
+            <w:r>
+              <w:rPr>
+                <w:sz w:val="18"/>
+              </w:rPr>
+              <w:t>제거(Uninstall)한 뒤라 지우다 만 폰트가 남아 있다</w:t>
+            </w:r>
+          </w:p>
+        </w:tc>
+        <w:tc>
+          <w:tcPr>
+            <w:tcW w:type="dxa" w:w="5669"/>
+          </w:tcPr>
+          <w:p>
+            <w:r/>
+            <w:r>
+              <w:rPr>
+                <w:sz w:val="18"/>
+              </w:rPr>
+              <w:t>그 폴더는 로그오프 전까지 못 쓴다. ★옆 이름(C:\LGLS\CLIENT_1, _2 ...)★ 에 깔고 바로가기도 거기로 만든다. 옛 폴더는 나중에 로그오프한 뒤 지운다.</w:t>
+            </w:r>
+          </w:p>
+        </w:tc>
+      </w:tr>
+      <w:tr>
+        <w:tc>
+          <w:tcPr>
+            <w:tcW w:type="dxa" w:w="3402"/>
+          </w:tcPr>
+          <w:p>
+            <w:r/>
+            <w:r>
+              <w:rPr>
+                <w:sz w:val="18"/>
+              </w:rPr>
+              <w:t>처음 까는 PC</w:t>
+            </w:r>
+          </w:p>
+        </w:tc>
+        <w:tc>
+          <w:tcPr>
+            <w:tcW w:type="dxa" w:w="5669"/>
+          </w:tcPr>
+          <w:p>
+            <w:r/>
+            <w:r>
+              <w:rPr>
+                <w:sz w:val="18"/>
+              </w:rPr>
+              <w:t>종전과 같다.</w:t>
+            </w:r>
+          </w:p>
+        </w:tc>
+      </w:tr>
+    </w:tbl>
+    <w:p/>
+    <w:p>
+      <w:r>
+        <w:rPr>
+          <w:b w:val="0"/>
+          <w:i w:val="0"/>
+          <w:sz w:val="20"/>
+        </w:rPr>
+        <w:t>즉 현장에서는 제거 프로그램을 돌리지 말고 바로 Setup.bat 으로 덮어쓰는 것이 가장 간단하다. 이미 제거한 PC 라도 Setup.bat 이 옆 폴더를 골라 주므로 그냥 진행하면 된다. 설치가 끝나면 새 Client 는 폰트를 자기 프로세스에만 등록하므로 다음부터는 이 문제가 없다.</w:t>
+      </w:r>
+    </w:p>
+    <w:p>
+      <w:pPr>
+        <w:ind w:left="227"/>
+      </w:pPr>
+      <w:r>
+        <w:rPr>
+          <w:color w:val="B02A20"/>
+          <w:sz w:val="19"/>
+        </w:rPr>
+        <w:t>※ 이 PC 에서 폰트를 일부러 잠가 두고 확인했다 : 잠긴 폴더를 알아내 _1 로 바꾸고, 잠금을 풀면 원래 폴더를 쓴다. 실제 "지우다 만" 상태는 이 PC 에서 이미 풀려 재현하지 못했다.</w:t>
+      </w:r>
+    </w:p>
     <w:sectPr>
       <w:pgSz w:w="12240" w:h="15840"/>
       <w:pgMar w:top="1134" w:right="1134" w:bottom="1134" w:left="1134" w:header="720" w:footer="720" w:gutter="0"/>

--- a/적용_20260930/2026-10-01_적용안내서_추가분.docx
+++ b/적용_20260930/2026-10-01_적용안내서_추가분.docx
@@ -1004,6 +1004,50 @@
               <w:rPr>
                 <w:sz w:val="18"/>
               </w:rPr>
+              <w:t>Client / Client_설치</w:t>
+            </w:r>
+          </w:p>
+        </w:tc>
+        <w:tc>
+          <w:tcPr>
+            <w:tcW w:type="dxa" w:w="3685"/>
+          </w:tcPr>
+          <w:p>
+            <w:r/>
+            <w:r>
+              <w:rPr>
+                <w:sz w:val="18"/>
+              </w:rPr>
+              <w:t>폰트잠금_풀기.bat, Force-ReleaseFonts.ps1</w:t>
+            </w:r>
+          </w:p>
+        </w:tc>
+        <w:tc>
+          <w:tcPr>
+            <w:tcW w:type="dxa" w:w="2835"/>
+          </w:tcPr>
+          <w:p>
+            <w:r/>
+            <w:r>
+              <w:rPr>
+                <w:sz w:val="18"/>
+              </w:rPr>
+              <w:t>잠긴 폰트 강제 풀기 (3.1절)</w:t>
+            </w:r>
+          </w:p>
+        </w:tc>
+      </w:tr>
+      <w:tr>
+        <w:tc>
+          <w:tcPr>
+            <w:tcW w:type="dxa" w:w="2551"/>
+          </w:tcPr>
+          <w:p>
+            <w:r/>
+            <w:r>
+              <w:rPr>
+                <w:sz w:val="18"/>
+              </w:rPr>
               <w:t>Client_설치</w:t>
             </w:r>
           </w:p>
@@ -1210,6 +1254,298 @@
           <w:sz w:val="20"/>
         </w:rPr>
         <w:t>즉 현장에서는 제거 프로그램을 돌리지 말고 바로 Setup.bat 으로 덮어쓰는 것이 가장 간단하다. 이미 제거한 PC 라도 Setup.bat 이 옆 폴더를 골라 주므로 그냥 진행하면 된다. 설치가 끝나면 새 Client 는 폰트를 자기 프로세스에만 등록하므로 다음부터는 이 문제가 없다.</w:t>
+      </w:r>
+    </w:p>
+    <w:p>
+      <w:pPr>
+        <w:pStyle w:val="Heading2"/>
+      </w:pPr>
+      <w:r>
+        <w:t>3.1 잠긴 폰트를 강제로 푸는 도구 - 폰트잠금_풀기.bat</w:t>
+      </w:r>
+    </w:p>
+    <w:p>
+      <w:r>
+        <w:rPr>
+          <w:b w:val="0"/>
+          <w:i w:val="0"/>
+          <w:sz w:val="20"/>
+        </w:rPr>
+        <w:t>"로그오프 없이 강제로 풀 수 없나" - 잠금의 주인에 따라 다르다. 세 가지를 차례로 시도하는 도구를 넣었다. Setup.bat 도 잠긴 폴더를 만나면 먼저 이것을 돌려 보고, 그래도 안 풀릴 때만 옆 폴더로 간다.</w:t>
+      </w:r>
+    </w:p>
+    <w:tbl>
+      <w:tblPr>
+        <w:tblStyle w:val="TableGrid"/>
+        <w:tblW w:type="auto" w:w="0"/>
+        <w:jc w:val="center"/>
+        <w:tblLook w:firstColumn="1" w:firstRow="1" w:lastColumn="0" w:lastRow="0" w:noHBand="0" w:noVBand="1" w:val="04A0"/>
+      </w:tblPr>
+      <w:tblGrid>
+        <w:gridCol w:w="3324"/>
+        <w:gridCol w:w="3324"/>
+        <w:gridCol w:w="3324"/>
+      </w:tblGrid>
+      <w:tr>
+        <w:tc>
+          <w:tcPr>
+            <w:tcW w:type="dxa" w:w="680"/>
+            <w:shd w:val="clear" w:color="auto" w:fill="1E2761"/>
+          </w:tcPr>
+          <w:p>
+            <w:pPr>
+              <w:jc w:val="center"/>
+            </w:pPr>
+            <w:r/>
+            <w:r>
+              <w:rPr>
+                <w:b/>
+                <w:color w:val="FFFFFF"/>
+                <w:sz w:val="18"/>
+              </w:rPr>
+              <w:t>단계</w:t>
+            </w:r>
+          </w:p>
+        </w:tc>
+        <w:tc>
+          <w:tcPr>
+            <w:tcW w:type="dxa" w:w="5102"/>
+            <w:shd w:val="clear" w:color="auto" w:fill="1E2761"/>
+          </w:tcPr>
+          <w:p>
+            <w:pPr>
+              <w:jc w:val="center"/>
+            </w:pPr>
+            <w:r/>
+            <w:r>
+              <w:rPr>
+                <w:b/>
+                <w:color w:val="FFFFFF"/>
+                <w:sz w:val="18"/>
+              </w:rPr>
+              <w:t>하는 일</w:t>
+            </w:r>
+          </w:p>
+        </w:tc>
+        <w:tc>
+          <w:tcPr>
+            <w:tcW w:type="dxa" w:w="3288"/>
+            <w:shd w:val="clear" w:color="auto" w:fill="1E2761"/>
+          </w:tcPr>
+          <w:p>
+            <w:pPr>
+              <w:jc w:val="center"/>
+            </w:pPr>
+            <w:r/>
+            <w:r>
+              <w:rPr>
+                <w:b/>
+                <w:color w:val="FFFFFF"/>
+                <w:sz w:val="18"/>
+              </w:rPr>
+              <w:t>푸는 것</w:t>
+            </w:r>
+          </w:p>
+        </w:tc>
+      </w:tr>
+      <w:tr>
+        <w:tc>
+          <w:tcPr>
+            <w:tcW w:type="dxa" w:w="680"/>
+          </w:tcPr>
+          <w:p>
+            <w:r/>
+            <w:r>
+              <w:rPr>
+                <w:sz w:val="18"/>
+              </w:rPr>
+              <w:t>1</w:t>
+            </w:r>
+          </w:p>
+        </w:tc>
+        <w:tc>
+          <w:tcPr>
+            <w:tcW w:type="dxa" w:w="5102"/>
+          </w:tcPr>
+          <w:p>
+            <w:r/>
+            <w:r>
+              <w:rPr>
+                <w:sz w:val="18"/>
+              </w:rPr>
+              <w:t>RemoveFontResource 를 등록이 0 이 될 때까지 반복 + 글꼴 변경 알림</w:t>
+            </w:r>
+          </w:p>
+        </w:tc>
+        <w:tc>
+          <w:tcPr>
+            <w:tcW w:type="dxa" w:w="3288"/>
+          </w:tcPr>
+          <w:p>
+            <w:r/>
+            <w:r>
+              <w:rPr>
+                <w:sz w:val="18"/>
+              </w:rPr>
+              <w:t>옛 Client 가 AddFontResource 로 쌓아 둔 시스템 등록</w:t>
+            </w:r>
+          </w:p>
+        </w:tc>
+      </w:tr>
+      <w:tr>
+        <w:tc>
+          <w:tcPr>
+            <w:tcW w:type="dxa" w:w="680"/>
+          </w:tcPr>
+          <w:p>
+            <w:r/>
+            <w:r>
+              <w:rPr>
+                <w:sz w:val="18"/>
+              </w:rPr>
+              <w:t>2</w:t>
+            </w:r>
+          </w:p>
+        </w:tc>
+        <w:tc>
+          <w:tcPr>
+            <w:tcW w:type="dxa" w:w="5102"/>
+          </w:tcPr>
+          <w:p>
+            <w:r/>
+            <w:r>
+              <w:rPr>
+                <w:sz w:val="18"/>
+              </w:rPr>
+              <w:t>Restart Manager 로 그 파일을 잡은 프로그램을 찾아 보여 주고, 승낙하면 닫는다 (탐색기는 닫았다가 다시 띄운다)</w:t>
+            </w:r>
+          </w:p>
+        </w:tc>
+        <w:tc>
+          <w:tcPr>
+            <w:tcW w:type="dxa" w:w="3288"/>
+          </w:tcPr>
+          <w:p>
+            <w:r/>
+            <w:r>
+              <w:rPr>
+                <w:sz w:val="18"/>
+              </w:rPr>
+              <w:t>브라우저·메신저 등 글꼴을 읽어 둔 프로그램</w:t>
+            </w:r>
+          </w:p>
+        </w:tc>
+      </w:tr>
+      <w:tr>
+        <w:tc>
+          <w:tcPr>
+            <w:tcW w:type="dxa" w:w="680"/>
+          </w:tcPr>
+          <w:p>
+            <w:r/>
+            <w:r>
+              <w:rPr>
+                <w:sz w:val="18"/>
+              </w:rPr>
+              <w:t>3</w:t>
+            </w:r>
+          </w:p>
+        </w:tc>
+        <w:tc>
+          <w:tcPr>
+            <w:tcW w:type="dxa" w:w="5102"/>
+          </w:tcPr>
+          <w:p>
+            <w:r/>
+            <w:r>
+              <w:rPr>
+                <w:sz w:val="18"/>
+              </w:rPr>
+              <w:t>Windows 글꼴 캐시 서비스(FontCache, FontCache3.0.0.0) 재시작</w:t>
+            </w:r>
+          </w:p>
+        </w:tc>
+        <w:tc>
+          <w:tcPr>
+            <w:tcW w:type="dxa" w:w="3288"/>
+          </w:tcPr>
+          <w:p>
+            <w:r/>
+            <w:r>
+              <w:rPr>
+                <w:sz w:val="18"/>
+              </w:rPr>
+              <w:t>글꼴 캐시가 잡은 것</w:t>
+            </w:r>
+          </w:p>
+        </w:tc>
+      </w:tr>
+      <w:tr>
+        <w:tc>
+          <w:tcPr>
+            <w:tcW w:type="dxa" w:w="680"/>
+          </w:tcPr>
+          <w:p>
+            <w:r/>
+            <w:r>
+              <w:rPr>
+                <w:sz w:val="18"/>
+              </w:rPr>
+              <w:t>4</w:t>
+            </w:r>
+          </w:p>
+        </w:tc>
+        <w:tc>
+          <w:tcPr>
+            <w:tcW w:type="dxa" w:w="5102"/>
+          </w:tcPr>
+          <w:p>
+            <w:r/>
+            <w:r>
+              <w:rPr>
+                <w:sz w:val="18"/>
+              </w:rPr>
+              <w:t>파일마다 쓰기로 열어 보아 풀렸는지 확인</w:t>
+            </w:r>
+          </w:p>
+        </w:tc>
+        <w:tc>
+          <w:tcPr>
+            <w:tcW w:type="dxa" w:w="3288"/>
+          </w:tcPr>
+          <w:p>
+            <w:r/>
+            <w:r>
+              <w:rPr>
+                <w:sz w:val="18"/>
+              </w:rPr>
+              <w:t>-</w:t>
+            </w:r>
+          </w:p>
+        </w:tc>
+      </w:tr>
+    </w:tbl>
+    <w:p/>
+    <w:p>
+      <w:r>
+        <w:rPr>
+          <w:b w:val="0"/>
+          <w:i w:val="0"/>
+          <w:sz w:val="20"/>
+        </w:rPr>
+        <w:t>사용 : 설치 폴더(또는 꾸러미)의 폰트잠금_풀기.bat 을 관리자 권한으로 실행한다. 인자 없이 돌리면 그 폴더, 인자로 폴더를 주면 그 폴더를 푼다. 2단계에서 닫히는 프로그램이 있으니 저장할 것은 먼저 저장한다.</w:t>
+      </w:r>
+    </w:p>
+    <w:p>
+      <w:pPr>
+        <w:ind w:left="227"/>
+      </w:pPr>
+      <w:r>
+        <w:rPr>
+          <w:color w:val="B02A20"/>
+          <w:sz w:val="19"/>
+        </w:rPr>
+        <w:t>※ 세션(로그온) 자체가 잡고 있는 경우는 이 도구로도 풀리지 않는다. 그때는 "그래도 잠겨 있습니다" 를 보이고 끝나며, Setup.bat 은 옆 폴더에 깐다. 이 PC 에서는 (1) 다른 프로그램이 잡은 상태를 만들어 1~2단계로 풀리는 것, (2) Setup.bat 이 풀린 뒤 같은 폴더를 다시 쓰는 것을 확인했다. 실제 현장의 "지우다 만" 상태는 재현하지 못했다.</w:t>
       </w:r>
     </w:p>
     <w:p>

--- a/적용_20260930/2026-10-01_적용안내서_추가분.docx
+++ b/적용_20260930/2026-10-01_적용안내서_추가분.docx
@@ -1560,6 +1560,1010 @@
         <w:t>※ 이 PC 에서 폰트를 일부러 잠가 두고 확인했다 : 잠긴 폴더를 알아내 _1 로 바꾸고, 잠금을 풀면 원래 폴더를 쓴다. 실제 "지우다 만" 상태는 이 PC 에서 이미 풀려 재현하지 못했다.</w:t>
       </w:r>
     </w:p>
+    <w:p>
+      <w:pPr>
+        <w:pStyle w:val="Heading1"/>
+      </w:pPr>
+      <w:r>
+        <w:t>4. 작업정보 판넬을 구 ECS 하단 판넬처럼 셋으로</w:t>
+      </w:r>
+    </w:p>
+    <w:p>
+      <w:r>
+        <w:rPr>
+          <w:b w:val="0"/>
+          <w:i w:val="0"/>
+          <w:sz w:val="20"/>
+        </w:rPr>
+        <w:t>구 ECS 메인 아래쪽의 [우선순위 ▲▼ 반송조정 | 작업목록 | 선택작업 상세(ECS번호·작업번호·SEQ 표)·완료처리] 를 신 ECS 왼쪽 작업정보 판넬에 그대로 나누어 넣었다. 모두 동작한다.</w:t>
+      </w:r>
+    </w:p>
+    <w:p>
+      <w:pPr>
+        <w:jc w:val="center"/>
+      </w:pPr>
+      <w:r>
+        <w:drawing>
+          <wp:inline xmlns:a="http://schemas.openxmlformats.org/drawingml/2006/main" xmlns:pic="http://schemas.openxmlformats.org/drawingml/2006/picture">
+            <wp:extent cx="5760000" cy="3118017"/>
+            <wp:docPr id="1" name="Picture 1"/>
+            <wp:cNvGraphicFramePr>
+              <a:graphicFrameLocks noChangeAspect="1"/>
+            </wp:cNvGraphicFramePr>
+            <a:graphic>
+              <a:graphicData uri="http://schemas.openxmlformats.org/drawingml/2006/picture">
+                <pic:pic>
+                  <pic:nvPicPr>
+                    <pic:cNvPr id="0" name="panel_up.png"/>
+                    <pic:cNvPicPr/>
+                  </pic:nvPicPr>
+                  <pic:blipFill>
+                    <a:blip r:embed="rId9"/>
+                    <a:stretch>
+                      <a:fillRect/>
+                    </a:stretch>
+                  </pic:blipFill>
+                  <pic:spPr>
+                    <a:xfrm>
+                      <a:off x="0" y="0"/>
+                      <a:ext cx="5760000" cy="3118017"/>
+                    </a:xfrm>
+                    <a:prstGeom prst="rect"/>
+                  </pic:spPr>
+                </pic:pic>
+              </a:graphicData>
+            </a:graphic>
+          </wp:inline>
+        </w:drawing>
+      </w:r>
+    </w:p>
+    <w:p>
+      <w:pPr>
+        <w:jc w:val="center"/>
+      </w:pPr>
+      <w:r>
+        <w:rPr>
+          <w:i/>
+          <w:color w:val="666666"/>
+          <w:sz w:val="18"/>
+        </w:rPr>
+        <w:t>왼쪽 작업정보 판넬 - 0873 을 고르고 ▲ 를 눌러 우선순위가 002 로 바뀐 모습</w:t>
+      </w:r>
+    </w:p>
+    <w:tbl>
+      <w:tblPr>
+        <w:tblStyle w:val="TableGrid"/>
+        <w:tblW w:type="auto" w:w="0"/>
+        <w:jc w:val="center"/>
+        <w:tblLook w:firstColumn="1" w:firstRow="1" w:lastColumn="0" w:lastRow="0" w:noHBand="0" w:noVBand="1" w:val="04A0"/>
+      </w:tblPr>
+      <w:tblGrid>
+        <w:gridCol w:w="3324"/>
+        <w:gridCol w:w="3324"/>
+        <w:gridCol w:w="3324"/>
+      </w:tblGrid>
+      <w:tr>
+        <w:tc>
+          <w:tcPr>
+            <w:tcW w:type="dxa" w:w="1134"/>
+            <w:shd w:val="clear" w:color="auto" w:fill="1E2761"/>
+          </w:tcPr>
+          <w:p>
+            <w:pPr>
+              <w:jc w:val="center"/>
+            </w:pPr>
+            <w:r/>
+            <w:r>
+              <w:rPr>
+                <w:b/>
+                <w:color w:val="FFFFFF"/>
+                <w:sz w:val="18"/>
+              </w:rPr>
+              <w:t>칸</w:t>
+            </w:r>
+          </w:p>
+        </w:tc>
+        <w:tc>
+          <w:tcPr>
+            <w:tcW w:type="dxa" w:w="4535"/>
+            <w:shd w:val="clear" w:color="auto" w:fill="1E2761"/>
+          </w:tcPr>
+          <w:p>
+            <w:pPr>
+              <w:jc w:val="center"/>
+            </w:pPr>
+            <w:r/>
+            <w:r>
+              <w:rPr>
+                <w:b/>
+                <w:color w:val="FFFFFF"/>
+                <w:sz w:val="18"/>
+              </w:rPr>
+              <w:t>내용</w:t>
+            </w:r>
+          </w:p>
+        </w:tc>
+        <w:tc>
+          <w:tcPr>
+            <w:tcW w:type="dxa" w:w="3402"/>
+            <w:shd w:val="clear" w:color="auto" w:fill="1E2761"/>
+          </w:tcPr>
+          <w:p>
+            <w:pPr>
+              <w:jc w:val="center"/>
+            </w:pPr>
+            <w:r/>
+            <w:r>
+              <w:rPr>
+                <w:b/>
+                <w:color w:val="FFFFFF"/>
+                <w:sz w:val="18"/>
+              </w:rPr>
+              <w:t>동작</w:t>
+            </w:r>
+          </w:p>
+        </w:tc>
+      </w:tr>
+      <w:tr>
+        <w:tc>
+          <w:tcPr>
+            <w:tcW w:type="dxa" w:w="1134"/>
+          </w:tcPr>
+          <w:p>
+            <w:r/>
+            <w:r>
+              <w:rPr>
+                <w:sz w:val="18"/>
+              </w:rPr>
+              <w:t>왼쪽</w:t>
+            </w:r>
+          </w:p>
+        </w:tc>
+        <w:tc>
+          <w:tcPr>
+            <w:tcW w:type="dxa" w:w="4535"/>
+          </w:tcPr>
+          <w:p>
+            <w:r/>
+            <w:r>
+              <w:rPr>
+                <w:sz w:val="18"/>
+              </w:rPr>
+              <w:t>우선순위 값(큰 글씨), [▲] [▼], [반송조정]</w:t>
+            </w:r>
+          </w:p>
+        </w:tc>
+        <w:tc>
+          <w:tcPr>
+            <w:tcW w:type="dxa" w:w="3402"/>
+          </w:tcPr>
+          <w:p>
+            <w:r/>
+            <w:r>
+              <w:rPr>
+                <w:sz w:val="18"/>
+              </w:rPr>
+              <w:t>▲▼ = JOB_MST.JOB_PRIORITY ±1 (확인창 → 권한 UPD_YN → CLIENT_LOG). 반송조정 = 작업목록 [JOB_MST] 창</w:t>
+            </w:r>
+          </w:p>
+        </w:tc>
+      </w:tr>
+      <w:tr>
+        <w:tc>
+          <w:tcPr>
+            <w:tcW w:type="dxa" w:w="1134"/>
+          </w:tcPr>
+          <w:p>
+            <w:r/>
+            <w:r>
+              <w:rPr>
+                <w:sz w:val="18"/>
+              </w:rPr>
+              <w:t>가운데</w:t>
+            </w:r>
+          </w:p>
+        </w:tc>
+        <w:tc>
+          <w:tcPr>
+            <w:tcW w:type="dxa" w:w="4535"/>
+          </w:tcPr>
+          <w:p>
+            <w:r/>
+            <w:r>
+              <w:rPr>
+                <w:sz w:val="18"/>
+              </w:rPr>
+              <w:t>작업 목록 (탭 필터, 자동갱신) - 종전 그대로</w:t>
+            </w:r>
+          </w:p>
+        </w:tc>
+        <w:tc>
+          <w:tcPr>
+            <w:tcW w:type="dxa" w:w="3402"/>
+          </w:tcPr>
+          <w:p>
+            <w:r/>
+            <w:r>
+              <w:rPr>
+                <w:sz w:val="18"/>
+              </w:rPr>
+              <w:t>행을 고르면 상세가 채워진다</w:t>
+            </w:r>
+          </w:p>
+        </w:tc>
+      </w:tr>
+      <w:tr>
+        <w:tc>
+          <w:tcPr>
+            <w:tcW w:type="dxa" w:w="1134"/>
+          </w:tcPr>
+          <w:p>
+            <w:r/>
+            <w:r>
+              <w:rPr>
+                <w:sz w:val="18"/>
+              </w:rPr>
+              <w:t>상세</w:t>
+            </w:r>
+          </w:p>
+        </w:tc>
+        <w:tc>
+          <w:tcPr>
+            <w:tcW w:type="dxa" w:w="4535"/>
+          </w:tcPr>
+          <w:p>
+            <w:r/>
+            <w:r>
+              <w:rPr>
+                <w:sz w:val="18"/>
+              </w:rPr>
+              <w:t>ECS번호(LUGG_NO) / 작업번호(LOT_NO) / SEQ 표(완료·진행·대기, 디바이스, 시작, 도착) / [완료처리]</w:t>
+            </w:r>
+          </w:p>
+        </w:tc>
+        <w:tc>
+          <w:tcPr>
+            <w:tcW w:type="dxa" w:w="3402"/>
+          </w:tcPr>
+          <w:p>
+            <w:r/>
+            <w:r>
+              <w:rPr>
+                <w:sz w:val="18"/>
+              </w:rPr>
+              <w:t>완료처리 = 출고류 19, 그 밖 29 (확인창 → 권한 → 로그)</w:t>
+            </w:r>
+          </w:p>
+        </w:tc>
+      </w:tr>
+    </w:tbl>
+    <w:p/>
+    <w:p>
+      <w:pPr>
+        <w:ind w:left="227"/>
+      </w:pPr>
+      <w:r>
+        <w:rPr>
+          <w:color w:val="B02A20"/>
+          <w:sz w:val="19"/>
+        </w:rPr>
+        <w:t>※ 판넬이 좁으면(620px 미만, 왼쪽 도킹 기본 폭이 약 310) 상세 칸이 목록 ★아래★ 로 내려간다. 판넬을 넓히면 구 ECS 처럼 가로 세 칸이 된다.</w:t>
+      </w:r>
+    </w:p>
+    <w:p>
+      <w:pPr>
+        <w:pStyle w:val="Heading1"/>
+      </w:pPr>
+      <w:r>
+        <w:t>5. 설비 상태창 [확대] 패널을 구 ECS 폼 배치로</w:t>
+      </w:r>
+    </w:p>
+    <w:p>
+      <w:r>
+        <w:rPr>
+          <w:b w:val="0"/>
+          <w:i w:val="0"/>
+          <w:sz w:val="20"/>
+        </w:rPr>
+        <w:t>구 ECS 의 StackerForm / RGVForm / ConveyorForm 항목이 전부 신 ECS 상태창의 [확대] 패널에, 구 폼과 같은 좌표로 들어갔다. 항목별 대조는 같은 폴더의 "2026-10-01_설비대화상자_비교_구ECS_vs_신ECS.docx" 에 있다.</w:t>
+      </w:r>
+    </w:p>
+    <w:p>
+      <w:pPr>
+        <w:jc w:val="center"/>
+      </w:pPr>
+      <w:r>
+        <w:drawing>
+          <wp:inline xmlns:a="http://schemas.openxmlformats.org/drawingml/2006/main" xmlns:pic="http://schemas.openxmlformats.org/drawingml/2006/picture">
+            <wp:extent cx="5760000" cy="3498707"/>
+            <wp:docPr id="2" name="Picture 2"/>
+            <wp:cNvGraphicFramePr>
+              <a:graphicFrameLocks noChangeAspect="1"/>
+            </wp:cNvGraphicFramePr>
+            <a:graphic>
+              <a:graphicData uri="http://schemas.openxmlformats.org/drawingml/2006/picture">
+                <pic:pic>
+                  <pic:nvPicPr>
+                    <pic:cNvPr id="0" name="dlg_sc_1.png"/>
+                    <pic:cNvPicPr/>
+                  </pic:nvPicPr>
+                  <pic:blipFill>
+                    <a:blip r:embed="rId10"/>
+                    <a:stretch>
+                      <a:fillRect/>
+                    </a:stretch>
+                  </pic:blipFill>
+                  <pic:spPr>
+                    <a:xfrm>
+                      <a:off x="0" y="0"/>
+                      <a:ext cx="5760000" cy="3498707"/>
+                    </a:xfrm>
+                    <a:prstGeom prst="rect"/>
+                  </pic:spPr>
+                </pic:pic>
+              </a:graphicData>
+            </a:graphic>
+          </wp:inline>
+        </w:drawing>
+      </w:r>
+    </w:p>
+    <w:p>
+      <w:pPr>
+        <w:jc w:val="center"/>
+      </w:pPr>
+      <w:r>
+        <w:rPr>
+          <w:i/>
+          <w:color w:val="666666"/>
+          <w:sz w:val="18"/>
+        </w:rPr>
+        <w:t>SC 상태창 [확대] - 오른쪽이 구 StackerForm 배치</w:t>
+      </w:r>
+    </w:p>
+    <w:tbl>
+      <w:tblPr>
+        <w:tblStyle w:val="TableGrid"/>
+        <w:tblW w:type="auto" w:w="0"/>
+        <w:jc w:val="center"/>
+        <w:tblLook w:firstColumn="1" w:firstRow="1" w:lastColumn="0" w:lastRow="0" w:noHBand="0" w:noVBand="1" w:val="04A0"/>
+      </w:tblPr>
+      <w:tblGrid>
+        <w:gridCol w:w="3324"/>
+        <w:gridCol w:w="3324"/>
+        <w:gridCol w:w="3324"/>
+      </w:tblGrid>
+      <w:tr>
+        <w:tc>
+          <w:tcPr>
+            <w:tcW w:type="dxa" w:w="850"/>
+            <w:shd w:val="clear" w:color="auto" w:fill="1E2761"/>
+          </w:tcPr>
+          <w:p>
+            <w:pPr>
+              <w:jc w:val="center"/>
+            </w:pPr>
+            <w:r/>
+            <w:r>
+              <w:rPr>
+                <w:b/>
+                <w:color w:val="FFFFFF"/>
+                <w:sz w:val="17"/>
+              </w:rPr>
+              <w:t>설비</w:t>
+            </w:r>
+          </w:p>
+        </w:tc>
+        <w:tc>
+          <w:tcPr>
+            <w:tcW w:type="dxa" w:w="5669"/>
+            <w:shd w:val="clear" w:color="auto" w:fill="1E2761"/>
+          </w:tcPr>
+          <w:p>
+            <w:pPr>
+              <w:jc w:val="center"/>
+            </w:pPr>
+            <w:r/>
+            <w:r>
+              <w:rPr>
+                <w:b/>
+                <w:color w:val="FFFFFF"/>
+                <w:sz w:val="17"/>
+              </w:rPr>
+              <w:t>구 ECS 에 있던 것 → [확대] 패널</w:t>
+            </w:r>
+          </w:p>
+        </w:tc>
+        <w:tc>
+          <w:tcPr>
+            <w:tcW w:type="dxa" w:w="2551"/>
+            <w:shd w:val="clear" w:color="auto" w:fill="1E2761"/>
+          </w:tcPr>
+          <w:p>
+            <w:pPr>
+              <w:jc w:val="center"/>
+            </w:pPr>
+            <w:r/>
+            <w:r>
+              <w:rPr>
+                <w:b/>
+                <w:color w:val="FFFFFF"/>
+                <w:sz w:val="17"/>
+              </w:rPr>
+              <w:t>신 ECS 에서 더한 것</w:t>
+            </w:r>
+          </w:p>
+        </w:tc>
+      </w:tr>
+      <w:tr>
+        <w:tc>
+          <w:tcPr>
+            <w:tcW w:type="dxa" w:w="850"/>
+          </w:tcPr>
+          <w:p>
+            <w:r/>
+            <w:r>
+              <w:rPr>
+                <w:sz w:val="17"/>
+              </w:rPr>
+              <w:t>S/C</w:t>
+            </w:r>
+          </w:p>
+        </w:tc>
+        <w:tc>
+          <w:tcPr>
+            <w:tcW w:type="dxa" w:w="5669"/>
+          </w:tcPr>
+          <w:p>
+            <w:r/>
+            <w:r>
+              <w:rPr>
+                <w:sz w:val="17"/>
+              </w:rPr>
+              <w:t>상태 칸·설비명·설명 / LED 12 (4x3) / 현재·출발·도착·완료 위치 / 알람코드 / 요청번호·배치번호·자재·팔렛(입고/출고 tag)·출발·도착 / 조언 / [명령 재전송][완료처리][이상종료] / 사용금지 / [확인]</w:t>
+            </w:r>
+          </w:p>
+        </w:tc>
+        <w:tc>
+          <w:tcPr>
+            <w:tcW w:type="dxa" w:w="2551"/>
+          </w:tcPr>
+          <w:p>
+            <w:r/>
+            <w:r>
+              <w:rPr>
+                <w:sz w:val="17"/>
+              </w:rPr>
+              <w:t>LED 옆 PLC 주소, 위치 주소 요약, 완료 Ack [쓰기]</w:t>
+            </w:r>
+          </w:p>
+        </w:tc>
+      </w:tr>
+      <w:tr>
+        <w:tc>
+          <w:tcPr>
+            <w:tcW w:type="dxa" w:w="850"/>
+          </w:tcPr>
+          <w:p>
+            <w:r/>
+            <w:r>
+              <w:rPr>
+                <w:sz w:val="17"/>
+              </w:rPr>
+              <w:t>RGV</w:t>
+            </w:r>
+          </w:p>
+        </w:tc>
+        <w:tc>
+          <w:tcPr>
+            <w:tcW w:type="dxa" w:w="5669"/>
+          </w:tcPr>
+          <w:p>
+            <w:r/>
+            <w:r>
+              <w:rPr>
+                <w:sz w:val="17"/>
+              </w:rPr>
+              <w:t>S/C 와 같은 틀 (완료처리 = 39)</w:t>
+            </w:r>
+          </w:p>
+        </w:tc>
+        <w:tc>
+          <w:tcPr>
+            <w:tcW w:type="dxa" w:w="2551"/>
+          </w:tcPr>
+          <w:p>
+            <w:r/>
+            <w:r>
+              <w:rPr>
+                <w:sz w:val="17"/>
+              </w:rPr>
+              <w:t>〃</w:t>
+            </w:r>
+          </w:p>
+        </w:tc>
+      </w:tr>
+      <w:tr>
+        <w:tc>
+          <w:tcPr>
+            <w:tcW w:type="dxa" w:w="850"/>
+          </w:tcPr>
+          <w:p>
+            <w:r/>
+            <w:r>
+              <w:rPr>
+                <w:sz w:val="17"/>
+              </w:rPr>
+              <w:t>C/V</w:t>
+            </w:r>
+          </w:p>
+        </w:tc>
+        <w:tc>
+          <w:tcPr>
+            <w:tcW w:type="dxa" w:w="5669"/>
+          </w:tcPr>
+          <w:p>
+            <w:r/>
+            <w:r>
+              <w:rPr>
+                <w:sz w:val="17"/>
+              </w:rPr>
+              <w:t>상태 칸·이름·설명 / 포트 줄 [색칸|입력|PalletID설정] x 포트 수 (4색 규칙) / 사용금지 / [확인]</w:t>
+            </w:r>
+          </w:p>
+        </w:tc>
+        <w:tc>
+          <w:tcPr>
+            <w:tcW w:type="dxa" w:w="2551"/>
+          </w:tcPr>
+          <w:p>
+            <w:r/>
+            <w:r>
+              <w:rPr>
+                <w:sz w:val="17"/>
+              </w:rPr>
+              <w:t>LED 11 + 주소, [적재ACK 쓰기][하역ACK 쓰기], 트래킹화물·방향모드</w:t>
+            </w:r>
+          </w:p>
+        </w:tc>
+      </w:tr>
+    </w:tbl>
+    <w:p/>
+    <w:tbl>
+      <w:tblPr>
+        <w:tblStyle w:val="TableGrid"/>
+        <w:tblW w:type="auto" w:w="0"/>
+        <w:jc w:val="center"/>
+        <w:tblLook w:firstColumn="1" w:firstRow="1" w:lastColumn="0" w:lastRow="0" w:noHBand="0" w:noVBand="1" w:val="04A0"/>
+      </w:tblPr>
+      <w:tblGrid>
+        <w:gridCol w:w="3324"/>
+        <w:gridCol w:w="3324"/>
+        <w:gridCol w:w="3324"/>
+      </w:tblGrid>
+      <w:tr>
+        <w:tc>
+          <w:tcPr>
+            <w:tcW w:type="dxa" w:w="1417"/>
+            <w:shd w:val="clear" w:color="auto" w:fill="1E2761"/>
+          </w:tcPr>
+          <w:p>
+            <w:pPr>
+              <w:jc w:val="center"/>
+            </w:pPr>
+            <w:r/>
+            <w:r>
+              <w:rPr>
+                <w:b/>
+                <w:color w:val="FFFFFF"/>
+                <w:sz w:val="17"/>
+              </w:rPr>
+              <w:t>버튼</w:t>
+            </w:r>
+          </w:p>
+        </w:tc>
+        <w:tc>
+          <w:tcPr>
+            <w:tcW w:type="dxa" w:w="5102"/>
+            <w:shd w:val="clear" w:color="auto" w:fill="1E2761"/>
+          </w:tcPr>
+          <w:p>
+            <w:pPr>
+              <w:jc w:val="center"/>
+            </w:pPr>
+            <w:r/>
+            <w:r>
+              <w:rPr>
+                <w:b/>
+                <w:color w:val="FFFFFF"/>
+                <w:sz w:val="17"/>
+              </w:rPr>
+              <w:t>하는 일</w:t>
+            </w:r>
+          </w:p>
+        </w:tc>
+        <w:tc>
+          <w:tcPr>
+            <w:tcW w:type="dxa" w:w="2551"/>
+            <w:shd w:val="clear" w:color="auto" w:fill="1E2761"/>
+          </w:tcPr>
+          <w:p>
+            <w:pPr>
+              <w:jc w:val="center"/>
+            </w:pPr>
+            <w:r/>
+            <w:r>
+              <w:rPr>
+                <w:b/>
+                <w:color w:val="FFFFFF"/>
+                <w:sz w:val="17"/>
+              </w:rPr>
+              <w:t>권한/기록</w:t>
+            </w:r>
+          </w:p>
+        </w:tc>
+      </w:tr>
+      <w:tr>
+        <w:tc>
+          <w:tcPr>
+            <w:tcW w:type="dxa" w:w="1417"/>
+          </w:tcPr>
+          <w:p>
+            <w:r/>
+            <w:r>
+              <w:rPr>
+                <w:sz w:val="17"/>
+              </w:rPr>
+              <w:t>완료처리</w:t>
+            </w:r>
+          </w:p>
+        </w:tc>
+        <w:tc>
+          <w:tcPr>
+            <w:tcW w:type="dxa" w:w="5102"/>
+          </w:tcPr>
+          <w:p>
+            <w:r/>
+            <w:r>
+              <w:rPr>
+                <w:sz w:val="17"/>
+              </w:rPr>
+              <w:t>그 설비가 든 작업의 JOB_STATUS 를 강제 완료 (S/C 29, RGV 39)</w:t>
+            </w:r>
+          </w:p>
+        </w:tc>
+        <w:tc>
+          <w:tcPr>
+            <w:tcW w:type="dxa" w:w="2551"/>
+          </w:tcPr>
+          <w:p>
+            <w:r/>
+            <w:r>
+              <w:rPr>
+                <w:sz w:val="17"/>
+              </w:rPr>
+              <w:t>CScSkinDlg / CRtvSkinDlg UPD_YN, CLIENT_LOG</w:t>
+            </w:r>
+          </w:p>
+        </w:tc>
+      </w:tr>
+      <w:tr>
+        <w:tc>
+          <w:tcPr>
+            <w:tcW w:type="dxa" w:w="1417"/>
+          </w:tcPr>
+          <w:p>
+            <w:r/>
+            <w:r>
+              <w:rPr>
+                <w:sz w:val="17"/>
+              </w:rPr>
+              <w:t>이상종료</w:t>
+            </w:r>
+          </w:p>
+        </w:tc>
+        <w:tc>
+          <w:tcPr>
+            <w:tcW w:type="dxa" w:w="5102"/>
+          </w:tcPr>
+          <w:p>
+            <w:r/>
+            <w:r>
+              <w:rPr>
+                <w:sz w:val="17"/>
+              </w:rPr>
+              <w:t>설비 데이터의 작업(OD) 을 지운다 (PanelInfoDlg 의 이상종료와 같음)</w:t>
+            </w:r>
+          </w:p>
+        </w:tc>
+        <w:tc>
+          <w:tcPr>
+            <w:tcW w:type="dxa" w:w="2551"/>
+          </w:tcPr>
+          <w:p>
+            <w:r/>
+            <w:r>
+              <w:rPr>
+                <w:sz w:val="17"/>
+              </w:rPr>
+              <w:t>〃</w:t>
+            </w:r>
+          </w:p>
+        </w:tc>
+      </w:tr>
+      <w:tr>
+        <w:tc>
+          <w:tcPr>
+            <w:tcW w:type="dxa" w:w="1417"/>
+          </w:tcPr>
+          <w:p>
+            <w:r/>
+            <w:r>
+              <w:rPr>
+                <w:sz w:val="17"/>
+              </w:rPr>
+              <w:t>사용금지</w:t>
+            </w:r>
+          </w:p>
+        </w:tc>
+        <w:tc>
+          <w:tcPr>
+            <w:tcW w:type="dxa" w:w="5102"/>
+          </w:tcPr>
+          <w:p>
+            <w:r/>
+            <w:r>
+              <w:rPr>
+                <w:sz w:val="17"/>
+              </w:rPr>
+              <w:t>기존 [작업금지]/[RTV 금지]/[일시정지] 와 같은 동작을 체크박스로</w:t>
+            </w:r>
+          </w:p>
+        </w:tc>
+        <w:tc>
+          <w:tcPr>
+            <w:tcW w:type="dxa" w:w="2551"/>
+          </w:tcPr>
+          <w:p>
+            <w:r/>
+            <w:r>
+              <w:rPr>
+                <w:sz w:val="17"/>
+              </w:rPr>
+              <w:t>〃</w:t>
+            </w:r>
+          </w:p>
+        </w:tc>
+      </w:tr>
+      <w:tr>
+        <w:tc>
+          <w:tcPr>
+            <w:tcW w:type="dxa" w:w="1417"/>
+          </w:tcPr>
+          <w:p>
+            <w:r/>
+            <w:r>
+              <w:rPr>
+                <w:sz w:val="17"/>
+              </w:rPr>
+              <w:t>PalletID설정</w:t>
+            </w:r>
+          </w:p>
+        </w:tc>
+        <w:tc>
+          <w:tcPr>
+            <w:tcW w:type="dxa" w:w="5102"/>
+          </w:tcPr>
+          <w:p>
+            <w:r/>
+            <w:r>
+              <w:rPr>
+                <w:sz w:val="17"/>
+              </w:rPr>
+              <w:t>CV_DATA.LUGG_NO_OD 에 입력값 + TRACKING_WRITE_YN=Y</w:t>
+            </w:r>
+          </w:p>
+        </w:tc>
+        <w:tc>
+          <w:tcPr>
+            <w:tcW w:type="dxa" w:w="2551"/>
+          </w:tcPr>
+          <w:p>
+            <w:r/>
+            <w:r>
+              <w:rPr>
+                <w:sz w:val="17"/>
+              </w:rPr>
+              <w:t>CCvSkinDlg</w:t>
+            </w:r>
+          </w:p>
+        </w:tc>
+      </w:tr>
+    </w:tbl>
+    <w:p/>
+    <w:p>
+      <w:pPr>
+        <w:ind w:left="227"/>
+      </w:pPr>
+      <w:r>
+        <w:rPr>
+          <w:color w:val="B02A20"/>
+          <w:sz w:val="19"/>
+        </w:rPr>
+        <w:t>※ [확대] 는 Ecs.ini [MENU] ZOOM_BTN=1 일 때만 보인다. 0 으로 둔 PC 는 1 로 바꿔야 패널을 볼 수 있다.</w:t>
+      </w:r>
+    </w:p>
+    <w:p>
+      <w:pPr>
+        <w:pStyle w:val="Heading1"/>
+      </w:pPr>
+      <w:r>
+        <w:t>6. 바뀐 파일 (4·5절)</w:t>
+      </w:r>
+    </w:p>
+    <w:tbl>
+      <w:tblPr>
+        <w:tblStyle w:val="TableGrid"/>
+        <w:tblW w:type="auto" w:w="0"/>
+        <w:jc w:val="center"/>
+        <w:tblLook w:firstColumn="1" w:firstRow="1" w:lastColumn="0" w:lastRow="0" w:noHBand="0" w:noVBand="1" w:val="04A0"/>
+      </w:tblPr>
+      <w:tblGrid>
+        <w:gridCol w:w="3324"/>
+        <w:gridCol w:w="3324"/>
+        <w:gridCol w:w="3324"/>
+      </w:tblGrid>
+      <w:tr>
+        <w:tc>
+          <w:tcPr>
+            <w:tcW w:type="dxa" w:w="2551"/>
+            <w:shd w:val="clear" w:color="auto" w:fill="1E2761"/>
+          </w:tcPr>
+          <w:p>
+            <w:pPr>
+              <w:jc w:val="center"/>
+            </w:pPr>
+            <w:r/>
+            <w:r>
+              <w:rPr>
+                <w:b/>
+                <w:color w:val="FFFFFF"/>
+                <w:sz w:val="18"/>
+              </w:rPr>
+              <w:t>폴더</w:t>
+            </w:r>
+          </w:p>
+        </w:tc>
+        <w:tc>
+          <w:tcPr>
+            <w:tcW w:type="dxa" w:w="3685"/>
+            <w:shd w:val="clear" w:color="auto" w:fill="1E2761"/>
+          </w:tcPr>
+          <w:p>
+            <w:pPr>
+              <w:jc w:val="center"/>
+            </w:pPr>
+            <w:r/>
+            <w:r>
+              <w:rPr>
+                <w:b/>
+                <w:color w:val="FFFFFF"/>
+                <w:sz w:val="18"/>
+              </w:rPr>
+              <w:t>파일</w:t>
+            </w:r>
+          </w:p>
+        </w:tc>
+        <w:tc>
+          <w:tcPr>
+            <w:tcW w:type="dxa" w:w="2835"/>
+            <w:shd w:val="clear" w:color="auto" w:fill="1E2761"/>
+          </w:tcPr>
+          <w:p>
+            <w:pPr>
+              <w:jc w:val="center"/>
+            </w:pPr>
+            <w:r/>
+            <w:r>
+              <w:rPr>
+                <w:b/>
+                <w:color w:val="FFFFFF"/>
+                <w:sz w:val="18"/>
+              </w:rPr>
+              <w:t>비고</w:t>
+            </w:r>
+          </w:p>
+        </w:tc>
+      </w:tr>
+      <w:tr>
+        <w:tc>
+          <w:tcPr>
+            <w:tcW w:type="dxa" w:w="2551"/>
+          </w:tcPr>
+          <w:p>
+            <w:r/>
+            <w:r>
+              <w:rPr>
+                <w:sz w:val="18"/>
+              </w:rPr>
+              <w:t>Client</w:t>
+            </w:r>
+          </w:p>
+        </w:tc>
+        <w:tc>
+          <w:tcPr>
+            <w:tcW w:type="dxa" w:w="3685"/>
+          </w:tcPr>
+          <w:p>
+            <w:r/>
+            <w:r>
+              <w:rPr>
+                <w:sz w:val="18"/>
+              </w:rPr>
+              <w:t>EcsMain.exe, DciLib.dll</w:t>
+            </w:r>
+          </w:p>
+        </w:tc>
+        <w:tc>
+          <w:tcPr>
+            <w:tcW w:type="dxa" w:w="2835"/>
+          </w:tcPr>
+          <w:p>
+            <w:r/>
+            <w:r>
+              <w:rPr>
+                <w:sz w:val="18"/>
+              </w:rPr>
+              <w:t>★둘을 같이★ 복사 (DciLib 없이 새 exe 만 넣으면 안 뜬다)</w:t>
+            </w:r>
+          </w:p>
+        </w:tc>
+      </w:tr>
+      <w:tr>
+        <w:tc>
+          <w:tcPr>
+            <w:tcW w:type="dxa" w:w="2551"/>
+          </w:tcPr>
+          <w:p>
+            <w:r/>
+            <w:r>
+              <w:rPr>
+                <w:sz w:val="18"/>
+              </w:rPr>
+              <w:t>Client_설치</w:t>
+            </w:r>
+          </w:p>
+        </w:tc>
+        <w:tc>
+          <w:tcPr>
+            <w:tcW w:type="dxa" w:w="3685"/>
+          </w:tcPr>
+          <w:p>
+            <w:r/>
+            <w:r>
+              <w:rPr>
+                <w:sz w:val="18"/>
+              </w:rPr>
+              <w:t>(꾸러미 전체)</w:t>
+            </w:r>
+          </w:p>
+        </w:tc>
+        <w:tc>
+          <w:tcPr>
+            <w:tcW w:type="dxa" w:w="2835"/>
+          </w:tcPr>
+          <w:p>
+            <w:r/>
+            <w:r>
+              <w:rPr>
+                <w:sz w:val="18"/>
+              </w:rPr>
+              <w:t>위 내용이 들어간 새 꾸러미</w:t>
+            </w:r>
+          </w:p>
+        </w:tc>
+      </w:tr>
+    </w:tbl>
+    <w:p/>
     <w:sectPr>
       <w:pgSz w:w="12240" w:h="15840"/>
       <w:pgMar w:top="1134" w:right="1134" w:bottom="1134" w:left="1134" w:header="720" w:footer="720" w:gutter="0"/>

--- a/적용_20260930/2026-10-01_적용안내서_추가분.docx
+++ b/적용_20260930/2026-10-01_적용안내서_추가분.docx
@@ -1875,7 +1875,7 @@
       <w:r>
         <w:drawing>
           <wp:inline xmlns:a="http://schemas.openxmlformats.org/drawingml/2006/main" xmlns:pic="http://schemas.openxmlformats.org/drawingml/2006/picture">
-            <wp:extent cx="5760000" cy="3498707"/>
+            <wp:extent cx="5760000" cy="3446292"/>
             <wp:docPr id="2" name="Picture 2"/>
             <wp:cNvGraphicFramePr>
               <a:graphicFrameLocks noChangeAspect="1"/>
@@ -1896,7 +1896,7 @@
                   <pic:spPr>
                     <a:xfrm>
                       <a:off x="0" y="0"/>
-                      <a:ext cx="5760000" cy="3498707"/>
+                      <a:ext cx="5760000" cy="3446292"/>
                     </a:xfrm>
                     <a:prstGeom prst="rect"/>
                   </pic:spPr>
@@ -1917,7 +1917,59 @@
           <w:color w:val="666666"/>
           <w:sz w:val="18"/>
         </w:rPr>
-        <w:t>SC 상태창 [확대] - 오른쪽이 구 StackerForm 배치</w:t>
+        <w:t>SC 상태창 [확대] - 오른쪽이 구 ECS [Stacker Crane 정보] 사진 배치</w:t>
+      </w:r>
+    </w:p>
+    <w:p>
+      <w:pPr>
+        <w:jc w:val="center"/>
+      </w:pPr>
+      <w:r>
+        <w:drawing>
+          <wp:inline xmlns:a="http://schemas.openxmlformats.org/drawingml/2006/main" xmlns:pic="http://schemas.openxmlformats.org/drawingml/2006/picture">
+            <wp:extent cx="5760000" cy="3008877"/>
+            <wp:docPr id="3" name="Picture 3"/>
+            <wp:cNvGraphicFramePr>
+              <a:graphicFrameLocks noChangeAspect="1"/>
+            </wp:cNvGraphicFramePr>
+            <a:graphic>
+              <a:graphicData uri="http://schemas.openxmlformats.org/drawingml/2006/picture">
+                <pic:pic>
+                  <pic:nvPicPr>
+                    <pic:cNvPr id="0" name="dlg_rtv_1.png"/>
+                    <pic:cNvPicPr/>
+                  </pic:nvPicPr>
+                  <pic:blipFill>
+                    <a:blip r:embed="rId11"/>
+                    <a:stretch>
+                      <a:fillRect/>
+                    </a:stretch>
+                  </pic:blipFill>
+                  <pic:spPr>
+                    <a:xfrm>
+                      <a:off x="0" y="0"/>
+                      <a:ext cx="5760000" cy="3008877"/>
+                    </a:xfrm>
+                    <a:prstGeom prst="rect"/>
+                  </pic:spPr>
+                </pic:pic>
+              </a:graphicData>
+            </a:graphic>
+          </wp:inline>
+        </w:drawing>
+      </w:r>
+    </w:p>
+    <w:p>
+      <w:pPr>
+        <w:jc w:val="center"/>
+      </w:pPr>
+      <w:r>
+        <w:rPr>
+          <w:i/>
+          <w:color w:val="666666"/>
+          <w:sz w:val="18"/>
+        </w:rPr>
+        <w:t>RTV 상태창 [확대] - 구 ECS RGV 사진 배치</w:t>
       </w:r>
     </w:p>
     <w:tbl>
@@ -2019,7 +2071,7 @@
               <w:rPr>
                 <w:sz w:val="17"/>
               </w:rPr>
-              <w:t>상태 칸·설비명·설명 / LED 12 (4x3) / 현재·출발·도착·완료 위치 / 알람코드 / 요청번호·배치번호·자재·팔렛(입고/출고 tag)·출발·도착 / 조언 / [명령 재전송][완료처리][이상종료] / 사용금지 / [확인]</w:t>
+              <w:t>[DOWN/IDLE/RUN] 상태칸·설비명·설명 / LED 4x3 (Load Complete … Alarm Reset ACK, Pallet ID) / 현재위치·출발지·도착지·완료위치·알람코드 한 줄 / 요청번호 ― 순번·배치번호·자재코드·팔렛(에러 tag)·출발위치·도착위치 / [명령 재전송][이상종료] / 사용금지 / [확인]  - 사진(Stacker Crane 정보) 과 같은 자리·순서</w:t>
             </w:r>
           </w:p>
         </w:tc>
@@ -2033,7 +2085,7 @@
               <w:rPr>
                 <w:sz w:val="17"/>
               </w:rPr>
-              <w:t>LED 옆 PLC 주소, 위치 주소 요약, 완료 Ack [쓰기]</w:t>
+              <w:t>PLC 주소 한 줄(맨 아래), [Load ACK 쓰기][Unload ACK 쓰기]</w:t>
             </w:r>
           </w:p>
         </w:tc>
@@ -2198,50 +2250,6 @@
                 <w:sz w:val="17"/>
               </w:rPr>
               <w:t>권한/기록</w:t>
-            </w:r>
-          </w:p>
-        </w:tc>
-      </w:tr>
-      <w:tr>
-        <w:tc>
-          <w:tcPr>
-            <w:tcW w:type="dxa" w:w="1417"/>
-          </w:tcPr>
-          <w:p>
-            <w:r/>
-            <w:r>
-              <w:rPr>
-                <w:sz w:val="17"/>
-              </w:rPr>
-              <w:t>완료처리</w:t>
-            </w:r>
-          </w:p>
-        </w:tc>
-        <w:tc>
-          <w:tcPr>
-            <w:tcW w:type="dxa" w:w="5102"/>
-          </w:tcPr>
-          <w:p>
-            <w:r/>
-            <w:r>
-              <w:rPr>
-                <w:sz w:val="17"/>
-              </w:rPr>
-              <w:t>그 설비가 든 작업의 JOB_STATUS 를 강제 완료 (S/C 29, RGV 39)</w:t>
-            </w:r>
-          </w:p>
-        </w:tc>
-        <w:tc>
-          <w:tcPr>
-            <w:tcW w:type="dxa" w:w="2551"/>
-          </w:tcPr>
-          <w:p>
-            <w:r/>
-            <w:r>
-              <w:rPr>
-                <w:sz w:val="17"/>
-              </w:rPr>
-              <w:t>CScSkinDlg / CRtvSkinDlg UPD_YN, CLIENT_LOG</w:t>
             </w:r>
           </w:p>
         </w:tc>

--- a/적용_20260930/2026-10-01_적용안내서_추가분.docx
+++ b/적용_20260930/2026-10-01_적용안내서_추가분.docx
@@ -1972,6 +1972,58 @@
         <w:t>RTV 상태창 [확대] - 구 ECS RGV 사진 배치</w:t>
       </w:r>
     </w:p>
+    <w:p>
+      <w:pPr>
+        <w:jc w:val="center"/>
+      </w:pPr>
+      <w:r>
+        <w:drawing>
+          <wp:inline xmlns:a="http://schemas.openxmlformats.org/drawingml/2006/main" xmlns:pic="http://schemas.openxmlformats.org/drawingml/2006/picture">
+            <wp:extent cx="5040000" cy="3772308"/>
+            <wp:docPr id="4" name="Picture 4"/>
+            <wp:cNvGraphicFramePr>
+              <a:graphicFrameLocks noChangeAspect="1"/>
+            </wp:cNvGraphicFramePr>
+            <a:graphic>
+              <a:graphicData uri="http://schemas.openxmlformats.org/drawingml/2006/picture">
+                <pic:pic>
+                  <pic:nvPicPr>
+                    <pic:cNvPr id="0" name="dlg_cv_1.png"/>
+                    <pic:cNvPicPr/>
+                  </pic:nvPicPr>
+                  <pic:blipFill>
+                    <a:blip r:embed="rId12"/>
+                    <a:stretch>
+                      <a:fillRect/>
+                    </a:stretch>
+                  </pic:blipFill>
+                  <pic:spPr>
+                    <a:xfrm>
+                      <a:off x="0" y="0"/>
+                      <a:ext cx="5040000" cy="3772308"/>
+                    </a:xfrm>
+                    <a:prstGeom prst="rect"/>
+                  </pic:spPr>
+                </pic:pic>
+              </a:graphicData>
+            </a:graphic>
+          </wp:inline>
+        </w:drawing>
+      </w:r>
+    </w:p>
+    <w:p>
+      <w:pPr>
+        <w:jc w:val="center"/>
+      </w:pPr>
+      <w:r>
+        <w:rPr>
+          <w:i/>
+          <w:color w:val="666666"/>
+          <w:sz w:val="18"/>
+        </w:rPr>
+        <w:t>CV 상태창 [확대] - 구 ECS [Conveyor 정보] 사진 배치</w:t>
+      </w:r>
+    </w:p>
     <w:tbl>
       <w:tblPr>
         <w:tblStyle w:val="TableGrid"/>
@@ -2159,7 +2211,7 @@
               <w:rPr>
                 <w:sz w:val="17"/>
               </w:rPr>
-              <w:t>상태 칸·이름·설명 / 포트 줄 [색칸|입력|PalletID설정] x 포트 수 (4색 규칙) / 사용금지 / [확인]</w:t>
+              <w:t>[IDLE] 상태칸·이름(굵은 파랑)·설명 / "포트"·"Pallet" 머리글 + 포트마다 [번호칸][팔렛 값·입력][PalletID설정] (4색 규칙) / 사용금지 / [확인] - 사진([Conveyor 정보]) 과 같은 자리</w:t>
             </w:r>
           </w:p>
         </w:tc>
@@ -2173,7 +2225,7 @@
               <w:rPr>
                 <w:sz w:val="17"/>
               </w:rPr>
-              <w:t>LED 11 + 주소, [적재ACK 쓰기][하역ACK 쓰기], 트래킹화물·방향모드</w:t>
+              <w:t>사진의 가운데 빈 자리에 LED 11 + 주소, [적재ACK 쓰기][하역ACK 쓰기], 트래킹화물·방향모드</w:t>
             </w:r>
           </w:p>
         </w:tc>

--- a/적용_20260930/2026-10-01_적용안내서_추가분.docx
+++ b/적용_20260930/2026-10-01_적용안내서_추가분.docx
@@ -2453,6 +2453,16 @@
       </w:r>
     </w:p>
     <w:p>
+      <w:r>
+        <w:rPr>
+          <w:b w:val="0"/>
+          <w:i w:val="0"/>
+          <w:sz w:val="20"/>
+        </w:rPr>
+        <w:t>SC 패널은 코드가 아니라 Ecs.rc 의 대화상자 템플릿 IDD_SCV_PANEL 로 그린다(2026-10-01 오후, 사용자 지시). [확대] 때 그 템플릿으로 자식 창을 만들고 안의 컨트롤을 본체 창으로 옮겨 붙이므로 값 갱신·버튼·색 코드는 ID 그대로 동작한다. 배치를 바꾸려면 VS 리소스 편집기에서 IDD_SCV_PANEL 을 열어 끌어 놓으면 된다. 설비명·PLC 주소·[쓰기] 문구만 런타임에 채운다. RTV/CV 는 아직 코드 방식.</w:t>
+      </w:r>
+    </w:p>
+    <w:p>
       <w:pPr>
         <w:pStyle w:val="Heading1"/>
       </w:pPr>

--- a/적용_20260930/2026-10-01_적용안내서_추가분.docx
+++ b/적용_20260930/2026-10-01_적용안내서_추가분.docx
@@ -2459,7 +2459,7 @@
           <w:i w:val="0"/>
           <w:sz w:val="20"/>
         </w:rPr>
-        <w:t>SC 패널은 코드가 아니라 Ecs.rc 의 대화상자 템플릿 IDD_SCV_PANEL 로 그린다(2026-10-01 오후, 사용자 지시). [확대] 때 그 템플릿으로 자식 창을 만들고 안의 컨트롤을 본체 창으로 옮겨 붙이므로 값 갱신·버튼·색 코드는 ID 그대로 동작한다. 배치를 바꾸려면 VS 리소스 편집기에서 IDD_SCV_PANEL 을 열어 끌어 놓으면 된다. 설비명·PLC 주소·[쓰기] 문구만 런타임에 채운다. RTV/CV 는 아직 코드 방식.</w:t>
+        <w:t>SC/RTV/CV 패널은 코드가 아니라 Ecs.rc 의 대화상자 템플릿 IDD_SCV_PANEL / IDD_RTVV_PANEL / IDD_CVV_PANEL 로 그린다(2026-10-01 저녁, 사용자 지시). [확대] 때 그 템플릿으로 자식 창을 만들고 안의 컨트롤을 본체 창으로 옮겨 붙이므로 값 갱신·버튼·색 코드는 ID 그대로 동작한다. 배치를 바꾸려면 VS 리소스 편집기에서 그 템플릿을 열어 끌어 놓으면 된다. 설비명·PLC 주소·[쓰기] 문구만 런타임에 채운다 (CV 의 LED 옆 주소 칸은 IDC_CVV_ADDR_BASE+0~12).</w:t>
       </w:r>
     </w:p>
     <w:p>

--- a/적용_20260930/2026-10-01_적용안내서_추가분.docx
+++ b/적용_20260930/2026-10-01_적용안내서_추가분.docx
@@ -2464,6 +2464,34 @@
     </w:p>
     <w:p>
       <w:pPr>
+        <w:pStyle w:val="Heading2"/>
+      </w:pPr>
+      <w:r>
+        <w:t>5.1 기동 위치 - 모니터가 여럿일 때 주 모니터에</w:t>
+      </w:r>
+    </w:p>
+    <w:p>
+      <w:r>
+        <w:rPr>
+          <w:b w:val="0"/>
+          <w:i w:val="0"/>
+          <w:sz w:val="20"/>
+        </w:rPr>
+        <w:t>창이 마지막에 있던 모니터(다른 모니터)에 뜨는 것을 막는다. Ecs.ini [DISPLAY] START_MONITOR=0(기본) 이면 주 모니터 작업 영역에 맞춘 뒤 최대화한다. 1 이면 종전처럼 Windows 가 정하는 위치. 2026-10-01 저녁 추가 (사용자 지시 : 2번 디스플레이 전체).</w:t>
+      </w:r>
+    </w:p>
+    <w:p>
+      <w:r>
+        <w:rPr>
+          <w:b w:val="0"/>
+          <w:i w:val="0"/>
+          <w:sz w:val="20"/>
+        </w:rPr>
+        <w:t>작업정보 판넬(왼쪽 아래)도 바꿨다 : 작업구분 탭 줄과 [자동 갱신] 을 없앴고(자동 갱신은 켜진 채 숨김), [완료처리] 는 상세 칸 맨 위 오른쪽으로, 목록|상세 사이 분할선은 끌어서 폭을 바꿀 수 있다. 이 판넬의 컨트롤도 Ecs.rc 의 IDD_PANEL_JOB 에 있어 리소스 편집기에서 고칠 수 있다 (왼쪽 칸은 리소스 좌표 그대로, 오른쪽 머리줄은 리소스의 상대 위치를 유지).</w:t>
+      </w:r>
+    </w:p>
+    <w:p>
+      <w:pPr>
         <w:pStyle w:val="Heading1"/>
       </w:pPr>
       <w:r>

--- a/적용_20260930/2026-10-01_적용안내서_추가분.docx
+++ b/적용_20260930/2026-10-01_적용안내서_추가분.docx
@@ -2477,7 +2477,7 @@
           <w:i w:val="0"/>
           <w:sz w:val="20"/>
         </w:rPr>
-        <w:t>창이 마지막에 있던 모니터(다른 모니터)에 뜨는 것을 막는다. Ecs.ini [DISPLAY] START_MONITOR=0(기본) 이면 주 모니터 작업 영역에 맞춘 뒤 최대화한다. 1 이면 종전처럼 Windows 가 정하는 위치. 2026-10-01 저녁 추가 (사용자 지시 : 2번 디스플레이 전체).</w:t>
+        <w:t>창이 마지막에 있던 모니터(다른 모니터)에 뜨는 것을 막는다. Ecs.ini [DISPLAY] START_MONITOR = 0(기본) 주 모니터 / N(1~) Windows 디스플레이 설정의 번호(식별 단추로 보이는 번호) / -1 종전처럼 마지막 위치. 그 모니터의 작업 영역에 맞춘 뒤 최대화한다. 2026-10-01 저녁 추가 (사용자 지시 : 2번 디스플레이 전체). 번호는 바탕화면에 붙은 디스플레이 장치 순서로 센다.</w:t>
       </w:r>
     </w:p>
     <w:p>

--- a/적용_20260930/2026-10-01_적용안내서_추가분.docx
+++ b/적용_20260930/2026-10-01_적용안내서_추가분.docx
@@ -2490,6 +2490,224 @@
         <w:t>작업정보 판넬(왼쪽 아래)도 바꿨다 : 작업구분 탭 줄과 [자동 갱신] 을 없앴고(자동 갱신은 켜진 채 숨김), [완료처리] 는 상세 칸 맨 위 오른쪽으로, 목록|상세 사이 분할선은 끌어서 폭을 바꿀 수 있다. 이 판넬의 컨트롤도 Ecs.rc 의 IDD_PANEL_JOB 에 있어 리소스 편집기에서 고칠 수 있다 (왼쪽 칸은 리소스 좌표 그대로, 오른쪽 머리줄은 리소스의 상대 위치를 유지).</w:t>
       </w:r>
     </w:p>
+    <w:tbl>
+      <w:tblPr>
+        <w:tblStyle w:val="TableGrid"/>
+        <w:tblW w:type="auto" w:w="0"/>
+        <w:jc w:val="center"/>
+        <w:tblLook w:firstColumn="1" w:firstRow="1" w:lastColumn="0" w:lastRow="0" w:noHBand="0" w:noVBand="1" w:val="04A0"/>
+      </w:tblPr>
+      <w:tblGrid>
+        <w:gridCol w:w="3324"/>
+        <w:gridCol w:w="3324"/>
+        <w:gridCol w:w="3324"/>
+      </w:tblGrid>
+      <w:tr>
+        <w:tc>
+          <w:tcPr>
+            <w:tcW w:type="dxa" w:w="2551"/>
+            <w:shd w:val="clear" w:color="auto" w:fill="1E2761"/>
+          </w:tcPr>
+          <w:p>
+            <w:pPr>
+              <w:jc w:val="center"/>
+            </w:pPr>
+            <w:r/>
+            <w:r>
+              <w:rPr>
+                <w:b/>
+                <w:color w:val="FFFFFF"/>
+                <w:sz w:val="18"/>
+              </w:rPr>
+              <w:t>Ecs.ini [DISPLAY]</w:t>
+            </w:r>
+          </w:p>
+        </w:tc>
+        <w:tc>
+          <w:tcPr>
+            <w:tcW w:type="dxa" w:w="1417"/>
+            <w:shd w:val="clear" w:color="auto" w:fill="1E2761"/>
+          </w:tcPr>
+          <w:p>
+            <w:pPr>
+              <w:jc w:val="center"/>
+            </w:pPr>
+            <w:r/>
+            <w:r>
+              <w:rPr>
+                <w:b/>
+                <w:color w:val="FFFFFF"/>
+                <w:sz w:val="18"/>
+              </w:rPr>
+              <w:t>값</w:t>
+            </w:r>
+          </w:p>
+        </w:tc>
+        <w:tc>
+          <w:tcPr>
+            <w:tcW w:type="dxa" w:w="5102"/>
+            <w:shd w:val="clear" w:color="auto" w:fill="1E2761"/>
+          </w:tcPr>
+          <w:p>
+            <w:pPr>
+              <w:jc w:val="center"/>
+            </w:pPr>
+            <w:r/>
+            <w:r>
+              <w:rPr>
+                <w:b/>
+                <w:color w:val="FFFFFF"/>
+                <w:sz w:val="18"/>
+              </w:rPr>
+              <w:t>뜻</w:t>
+            </w:r>
+          </w:p>
+        </w:tc>
+      </w:tr>
+      <w:tr>
+        <w:tc>
+          <w:tcPr>
+            <w:tcW w:type="dxa" w:w="2551"/>
+          </w:tcPr>
+          <w:p>
+            <w:r/>
+            <w:r>
+              <w:rPr>
+                <w:sz w:val="18"/>
+              </w:rPr>
+              <w:t>JOB_PANEL_SPLIT</w:t>
+            </w:r>
+          </w:p>
+        </w:tc>
+        <w:tc>
+          <w:tcPr>
+            <w:tcW w:type="dxa" w:w="1417"/>
+          </w:tcPr>
+          <w:p>
+            <w:r/>
+            <w:r>
+              <w:rPr>
+                <w:sz w:val="18"/>
+              </w:rPr>
+              <w:t>0 / 1 / 2</w:t>
+            </w:r>
+          </w:p>
+        </w:tc>
+        <w:tc>
+          <w:tcPr>
+            <w:tcW w:type="dxa" w:w="5102"/>
+          </w:tcPr>
+          <w:p>
+            <w:r/>
+            <w:r>
+              <w:rPr>
+                <w:sz w:val="18"/>
+              </w:rPr>
+              <w:t>0 자동(판넬 폭 620px 미만이면 세로) / 1 가로(상세 칸 오른쪽) / 2 세로(상세 칸 아래)</w:t>
+            </w:r>
+          </w:p>
+        </w:tc>
+      </w:tr>
+      <w:tr>
+        <w:tc>
+          <w:tcPr>
+            <w:tcW w:type="dxa" w:w="2551"/>
+          </w:tcPr>
+          <w:p>
+            <w:r/>
+            <w:r>
+              <w:rPr>
+                <w:sz w:val="18"/>
+              </w:rPr>
+              <w:t>JOB_PANEL_DETAIL_W</w:t>
+            </w:r>
+          </w:p>
+        </w:tc>
+        <w:tc>
+          <w:tcPr>
+            <w:tcW w:type="dxa" w:w="1417"/>
+          </w:tcPr>
+          <w:p>
+            <w:r/>
+            <w:r>
+              <w:rPr>
+                <w:sz w:val="18"/>
+              </w:rPr>
+              <w:t>px</w:t>
+            </w:r>
+          </w:p>
+        </w:tc>
+        <w:tc>
+          <w:tcPr>
+            <w:tcW w:type="dxa" w:w="5102"/>
+          </w:tcPr>
+          <w:p>
+            <w:r/>
+            <w:r>
+              <w:rPr>
+                <w:sz w:val="18"/>
+              </w:rPr>
+              <w:t>가로일 때 상세 칸 폭 (0 = 38%)</w:t>
+            </w:r>
+          </w:p>
+        </w:tc>
+      </w:tr>
+      <w:tr>
+        <w:tc>
+          <w:tcPr>
+            <w:tcW w:type="dxa" w:w="2551"/>
+          </w:tcPr>
+          <w:p>
+            <w:r/>
+            <w:r>
+              <w:rPr>
+                <w:sz w:val="18"/>
+              </w:rPr>
+              <w:t>JOB_PANEL_DETAIL_H</w:t>
+            </w:r>
+          </w:p>
+        </w:tc>
+        <w:tc>
+          <w:tcPr>
+            <w:tcW w:type="dxa" w:w="1417"/>
+          </w:tcPr>
+          <w:p>
+            <w:r/>
+            <w:r>
+              <w:rPr>
+                <w:sz w:val="18"/>
+              </w:rPr>
+              <w:t>px</w:t>
+            </w:r>
+          </w:p>
+        </w:tc>
+        <w:tc>
+          <w:tcPr>
+            <w:tcW w:type="dxa" w:w="5102"/>
+          </w:tcPr>
+          <w:p>
+            <w:r/>
+            <w:r>
+              <w:rPr>
+                <w:sz w:val="18"/>
+              </w:rPr>
+              <w:t>세로일 때 상세 칸 높이 (0 = 178)</w:t>
+            </w:r>
+          </w:p>
+        </w:tc>
+      </w:tr>
+    </w:tbl>
+    <w:p/>
+    <w:p>
+      <w:r>
+        <w:rPr>
+          <w:b w:val="0"/>
+          <w:i w:val="0"/>
+          <w:sz w:val="20"/>
+        </w:rPr>
+        <w:t>분할선(가로면 세로줄, 세로면 가로줄)을 마우스로 끌면 그 크기가 우선하고, 다시 띄우면 ini 값으로 돌아온다. ini 를 저장하면 다음 크기 변경 때 반영된다.</w:t>
+      </w:r>
+    </w:p>
     <w:p>
       <w:pPr>
         <w:pStyle w:val="Heading1"/>

--- a/적용_20260930/2026-10-01_적용안내서_추가분.docx
+++ b/적용_20260930/2026-10-01_적용안내서_추가분.docx
@@ -2709,6 +2709,16 @@
       </w:r>
     </w:p>
     <w:p>
+      <w:r>
+        <w:rPr>
+          <w:b w:val="0"/>
+          <w:i w:val="0"/>
+          <w:sz w:val="20"/>
+        </w:rPr>
+        <w:t>왼쪽 칸 [반송조정] 아래의 [가로보기]/[세로보기] 단추로도 바꿀 수 있다(단추 글자는 바꿀 방향). 누르면 JOB_PANEL_SPLIT 에 그 값을 써 두므로 다음에 띄워도 유지된다.</w:t>
+      </w:r>
+    </w:p>
+    <w:p>
       <w:pPr>
         <w:pStyle w:val="Heading1"/>
       </w:pPr>

--- a/적용_20260930/2026-10-01_적용안내서_추가분.docx
+++ b/적용_20260930/2026-10-01_적용안내서_추가분.docx
@@ -1817,7 +1817,7 @@
               <w:rPr>
                 <w:sz w:val="18"/>
               </w:rPr>
-              <w:t>ECS번호(LUGG_NO) / 작업번호(LOT_NO) / SEQ 표(완료·진행·대기, 디바이스, 시작, 도착) / [완료처리]</w:t>
+              <w:t>머리줄 한 줄 : 작업번호(LUGG_NO) / 팔렛(LOT_NO) / [완료처리]  + SEQ 표(완료·진행·대기, 디바이스, 시작, 도착)</w:t>
             </w:r>
           </w:p>
         </w:tc>
@@ -1831,7 +1831,7 @@
               <w:rPr>
                 <w:sz w:val="18"/>
               </w:rPr>
-              <w:t>완료처리 = 출고류 19, 그 밖 29 (확인창 → 권한 → 로그)</w:t>
+              <w:t>완료처리 = 출고류 19, 그 밖 29 (확인창 → 권한 → 로그). 구 ECS 의 ECS번호/작업번호는 신 ECS 용어(작업번호/팔렛)로</w:t>
             </w:r>
           </w:p>
         </w:tc>

--- a/적용_20260930/2026-10-01_적용안내서_추가분.docx
+++ b/적용_20260930/2026-10-01_적용안내서_추가분.docx
@@ -1817,7 +1817,7 @@
               <w:rPr>
                 <w:sz w:val="18"/>
               </w:rPr>
-              <w:t>머리줄 한 줄 : 작업번호(LUGG_NO) / 팔렛(LOT_NO) / [완료처리]  + SEQ 표(완료·진행·대기, 디바이스, 시작, 도착)</w:t>
+              <w:t>머리줄 한 줄 : 작업번호(LUGG_NO, 붉은 글씨) / 팔렛(LOT_NO) / [완료처리]  + SEQ 표</w:t>
             </w:r>
           </w:p>
         </w:tc>
@@ -1832,6 +1832,50 @@
                 <w:sz w:val="18"/>
               </w:rPr>
               <w:t>완료처리 = 출고류 19, 그 밖 29 (확인창 → 권한 → 로그). 구 ECS 의 ECS번호/작업번호는 신 ECS 용어(작업번호/팔렛)로</w:t>
+            </w:r>
+          </w:p>
+        </w:tc>
+      </w:tr>
+      <w:tr>
+        <w:tc>
+          <w:tcPr>
+            <w:tcW w:type="dxa" w:w="1134"/>
+          </w:tcPr>
+          <w:p>
+            <w:r/>
+            <w:r>
+              <w:rPr>
+                <w:sz w:val="18"/>
+              </w:rPr>
+              <w:t>SEQ 표</w:t>
+            </w:r>
+          </w:p>
+        </w:tc>
+        <w:tc>
+          <w:tcPr>
+            <w:tcW w:type="dxa" w:w="4535"/>
+          </w:tcPr>
+          <w:p>
+            <w:r/>
+            <w:r>
+              <w:rPr>
+                <w:sz w:val="18"/>
+              </w:rPr>
+              <w:t>구 ECS 처럼 전부 트랙 번호 기준 : CONVEYOR:11 PORT:122→PORT:121 / RGV PORT:121→PORT:103 / CONVEYOR:2 PORT:103→PORT:104 / S/C 1 PORT:104→LOC:04-001-01</w:t>
+            </w:r>
+          </w:p>
+        </w:tc>
+        <w:tc>
+          <w:tcPr>
+            <w:tcW w:type="dxa" w:w="3402"/>
+          </w:tcPr>
+          <w:p>
+            <w:r/>
+            <w:r>
+              <w:rPr>
+                <w:sz w:val="18"/>
+              </w:rPr>
+              <w:t>트랙→C/V 번호는 CV_DATA(PLC_NO,TRACK_NO). RGV 픽업 트랙 = 같은 C/V 의 옆 트랙. 통로(HS_TRACK_NO)가 아직 없으면 "통로" 로 표시</w:t>
             </w:r>
           </w:p>
         </w:tc>

--- a/적용_20260930/2026-10-01_적용안내서_추가분.docx
+++ b/적용_20260930/2026-10-01_적용안내서_추가분.docx
@@ -2740,6 +2740,50 @@
           </w:p>
         </w:tc>
       </w:tr>
+      <w:tr>
+        <w:tc>
+          <w:tcPr>
+            <w:tcW w:type="dxa" w:w="2551"/>
+          </w:tcPr>
+          <w:p>
+            <w:r/>
+            <w:r>
+              <w:rPr>
+                <w:sz w:val="18"/>
+              </w:rPr>
+              <w:t>JOB_PANEL_COLS</w:t>
+            </w:r>
+          </w:p>
+        </w:tc>
+        <w:tc>
+          <w:tcPr>
+            <w:tcW w:type="dxa" w:w="1417"/>
+          </w:tcPr>
+          <w:p>
+            <w:r/>
+            <w:r>
+              <w:rPr>
+                <w:sz w:val="18"/>
+              </w:rPr>
+              <w:t>토큰 나열</w:t>
+            </w:r>
+          </w:p>
+        </w:tc>
+        <w:tc>
+          <w:tcPr>
+            <w:tcW w:type="dxa" w:w="5102"/>
+          </w:tcPr>
+          <w:p>
+            <w:r/>
+            <w:r>
+              <w:rPr>
+                <w:sz w:val="18"/>
+              </w:rPr>
+              <w:t>목록 열 순서. LUGG 작업번호 / TYP 구분 / STA 상태 / LOT / PROD 제품 / START 출발 / DEST 도착 / PRI 우선 / UPD 수정시각. 폭은 LUGG:70 처럼. 기본 LUGG,TYP,STA,LOT,PROD,START,DEST (구 ECS 반송 목록 순서 참조)</w:t>
+            </w:r>
+          </w:p>
+        </w:tc>
+      </w:tr>
     </w:tbl>
     <w:p/>
     <w:p>

--- a/적용_20260930/2026-10-01_적용안내서_추가분.docx
+++ b/적용_20260930/2026-10-01_적용안내서_추가분.docx
@@ -1861,7 +1861,7 @@
               <w:rPr>
                 <w:sz w:val="18"/>
               </w:rPr>
-              <w:t>구 ECS 처럼 전부 트랙 번호 기준 : CONVEYOR:11 PORT:122→PORT:121 / RGV PORT:121→PORT:103 / CONVEYOR:2 PORT:103→PORT:104 / S/C 1 PORT:104→LOC:04-001-01</w:t>
+              <w:t>구 ECS 처럼 전부 트랙 번호 기준 : CONVEYOR:11 PORT:22→PORT:21 / RGV PORT:21→PORT:3 / CONVEYOR:2 PORT:3→PORT:4 / S/C 1 PORT:4→LOC:04-001-01</w:t>
             </w:r>
           </w:p>
         </w:tc>

--- a/적용_20260930/2026-10-01_적용안내서_추가분.docx
+++ b/적용_20260930/2026-10-01_적용안내서_추가분.docx
@@ -1875,7 +1875,7 @@
               <w:rPr>
                 <w:sz w:val="18"/>
               </w:rPr>
-              <w:t>트랙→C/V 번호는 CV_DATA(PLC_NO,TRACK_NO). RGV 픽업 트랙 = 같은 C/V 의 옆 트랙. 통로(HS_TRACK_NO)가 아직 없으면 "통로" 로 표시</w:t>
+              <w:t>트랙→C/V 번호는 CV_DATA(PLC_NO,TRACK_NO). RGV 픽업 트랙 = 같은 C/V 의 옆 트랙. 통로(HS_TRACK_NO)가 아직 없으면 크레인 번호로 예측(S/C#1→C/V#2, 그 밖 입고 C/V#2n / 출고 C/V#2n+1)해 늘 4줄. 트랙은 2자리(22)</w:t>
             </w:r>
           </w:p>
         </w:tc>

--- a/적용_20260930/2026-10-01_적용안내서_추가분.docx
+++ b/적용_20260930/2026-10-01_적용안내서_추가분.docx
@@ -1831,7 +1831,7 @@
               <w:rPr>
                 <w:sz w:val="18"/>
               </w:rPr>
-              <w:t>완료처리 = 출고류 19, 그 밖 29 (확인창 → 권한 → 로그). 구 ECS 의 ECS번호/작업번호는 신 ECS 용어(작업번호/팔렛)로</w:t>
+              <w:t>완료처리 = ★스텝(SEQ) 단위★ (구 ECS 와 같게, 담당자 확인) : 고른 SEQ 줄의 설비 구간을 끝난 것으로 보고 JOB_STATUS 를 그 구간 완료 코드로 옮긴다. 입고 C/V 15 / RGV 39 / 통로 C/V 16 / S/C 29, 출고 S/C 29 / 통로 C/V 15 / RGV 39 / C/V 19. 줄을 안 고르면 진행중 줄. 확인창 → 권한 → CLIENT_LOG</w:t>
             </w:r>
           </w:p>
         </w:tc>
